--- a/05_Schleifen/Leistungsfeststellungen/2021/LF1.docx
+++ b/05_Schleifen/Leistungsfeststellungen/2021/LF1.docx
@@ -75,7 +75,37 @@
           <w:rFonts w:ascii="Times New Roman" w:hAnsi="Times New Roman" w:cs="Times New Roman"/>
           <w:szCs w:val="24"/>
         </w:rPr>
-        <w:t>auf dem u: Laufwerk („home“) an.</w:t>
+        <w:t xml:space="preserve">auf dem </w:t>
+      </w:r>
+      <w:r>
+        <w:rPr>
+          <w:rFonts w:ascii="Times New Roman" w:hAnsi="Times New Roman" w:cs="Times New Roman"/>
+          <w:szCs w:val="24"/>
+        </w:rPr>
+        <w:t>U</w:t>
+      </w:r>
+      <w:r>
+        <w:rPr>
+          <w:rFonts w:ascii="Times New Roman" w:hAnsi="Times New Roman" w:cs="Times New Roman"/>
+          <w:szCs w:val="24"/>
+        </w:rPr>
+        <w:t>: Laufwerk („</w:t>
+      </w:r>
+      <w:proofErr w:type="spellStart"/>
+      <w:r>
+        <w:rPr>
+          <w:rFonts w:ascii="Times New Roman" w:hAnsi="Times New Roman" w:cs="Times New Roman"/>
+          <w:szCs w:val="24"/>
+        </w:rPr>
+        <w:t>home</w:t>
+      </w:r>
+      <w:proofErr w:type="spellEnd"/>
+      <w:r>
+        <w:rPr>
+          <w:rFonts w:ascii="Times New Roman" w:hAnsi="Times New Roman" w:cs="Times New Roman"/>
+          <w:szCs w:val="24"/>
+        </w:rPr>
+        <w:t>“) an.</w:t>
       </w:r>
       <w:r>
         <w:rPr>
@@ -85,6 +115,7 @@
         <w:br/>
         <w:t xml:space="preserve">Beispiel: </w:t>
       </w:r>
+      <w:proofErr w:type="spellStart"/>
       <w:r>
         <w:rPr>
           <w:rFonts w:ascii="Courier New" w:hAnsi="Courier New" w:cs="Courier New"/>
@@ -92,6 +123,7 @@
         </w:rPr>
         <w:t>MustermannMax</w:t>
       </w:r>
+      <w:proofErr w:type="spellEnd"/>
       <w:r>
         <w:rPr>
           <w:rFonts w:ascii="Times New Roman" w:hAnsi="Times New Roman" w:cs="Times New Roman"/>
@@ -125,15 +157,33 @@
           <w:rFonts w:ascii="Times New Roman" w:hAnsi="Times New Roman" w:cs="Times New Roman"/>
           <w:szCs w:val="24"/>
         </w:rPr>
-        <w:t>Kopieren Sie vom Angabelaufwerk die Verzeichnisse „3XPlus1“ und „</w:t>
-      </w:r>
+        <w:t xml:space="preserve">Kopieren Sie vom </w:t>
+      </w:r>
+      <w:proofErr w:type="spellStart"/>
       <w:r>
         <w:rPr>
           <w:rFonts w:ascii="Times New Roman" w:hAnsi="Times New Roman" w:cs="Times New Roman"/>
           <w:szCs w:val="24"/>
         </w:rPr>
+        <w:t>Angabelaufwerk</w:t>
+      </w:r>
+      <w:proofErr w:type="spellEnd"/>
+      <w:r>
+        <w:rPr>
+          <w:rFonts w:ascii="Times New Roman" w:hAnsi="Times New Roman" w:cs="Times New Roman"/>
+          <w:szCs w:val="24"/>
+        </w:rPr>
+        <w:t xml:space="preserve"> die Verzeichnisse „3XPlus1“ und „</w:t>
+      </w:r>
+      <w:proofErr w:type="spellStart"/>
+      <w:r>
+        <w:rPr>
+          <w:rFonts w:ascii="Times New Roman" w:hAnsi="Times New Roman" w:cs="Times New Roman"/>
+          <w:szCs w:val="24"/>
+        </w:rPr>
         <w:t>ParkingCharge</w:t>
       </w:r>
+      <w:proofErr w:type="spellEnd"/>
       <w:r>
         <w:rPr>
           <w:rFonts w:ascii="Times New Roman" w:hAnsi="Times New Roman" w:cs="Times New Roman"/>
@@ -188,7 +238,23 @@
           <w:rFonts w:ascii="Times New Roman" w:hAnsi="Times New Roman" w:cs="Times New Roman"/>
           <w:szCs w:val="24"/>
         </w:rPr>
-        <w:t>ie auf die csproj Datei (in den Unterverzeichnissen) klicken.</w:t>
+        <w:t xml:space="preserve">ie auf die </w:t>
+      </w:r>
+      <w:proofErr w:type="spellStart"/>
+      <w:r>
+        <w:rPr>
+          <w:rFonts w:ascii="Times New Roman" w:hAnsi="Times New Roman" w:cs="Times New Roman"/>
+          <w:szCs w:val="24"/>
+        </w:rPr>
+        <w:t>csproj</w:t>
+      </w:r>
+      <w:proofErr w:type="spellEnd"/>
+      <w:r>
+        <w:rPr>
+          <w:rFonts w:ascii="Times New Roman" w:hAnsi="Times New Roman" w:cs="Times New Roman"/>
+          <w:szCs w:val="24"/>
+        </w:rPr>
+        <w:t xml:space="preserve"> Datei (in den Unterverzeichnissen) klicken.</w:t>
       </w:r>
       <w:r>
         <w:rPr>
@@ -360,7 +426,39 @@
           <w:szCs w:val="24"/>
         </w:rPr>
         <w:br/>
-        <w:t>Diese kann ganz einfach mit Menü: „Edit/Advanced/Format Document“ korrigiert werden.</w:t>
+        <w:t>Diese kann ganz einfach mit Menü: „Edit/</w:t>
+      </w:r>
+      <w:proofErr w:type="spellStart"/>
+      <w:r>
+        <w:rPr>
+          <w:rFonts w:ascii="Times New Roman" w:hAnsi="Times New Roman" w:cs="Times New Roman"/>
+          <w:szCs w:val="24"/>
+        </w:rPr>
+        <w:t>Advanced</w:t>
+      </w:r>
+      <w:proofErr w:type="spellEnd"/>
+      <w:r>
+        <w:rPr>
+          <w:rFonts w:ascii="Times New Roman" w:hAnsi="Times New Roman" w:cs="Times New Roman"/>
+          <w:szCs w:val="24"/>
+        </w:rPr>
+        <w:t xml:space="preserve">/Format </w:t>
+      </w:r>
+      <w:proofErr w:type="spellStart"/>
+      <w:r>
+        <w:rPr>
+          <w:rFonts w:ascii="Times New Roman" w:hAnsi="Times New Roman" w:cs="Times New Roman"/>
+          <w:szCs w:val="24"/>
+        </w:rPr>
+        <w:t>Document</w:t>
+      </w:r>
+      <w:proofErr w:type="spellEnd"/>
+      <w:r>
+        <w:rPr>
+          <w:rFonts w:ascii="Times New Roman" w:hAnsi="Times New Roman" w:cs="Times New Roman"/>
+          <w:szCs w:val="24"/>
+        </w:rPr>
+        <w:t>“ korrigiert werden.</w:t>
       </w:r>
     </w:p>
     <w:p>
@@ -387,7 +485,14 @@
           <w:rFonts w:ascii="Times New Roman" w:hAnsi="Times New Roman" w:cs="Times New Roman"/>
           <w:szCs w:val="24"/>
         </w:rPr>
-        <w:t>Lösungen teilen sich die Punkte</w:t>
+        <w:t xml:space="preserve">Lösungen </w:t>
+      </w:r>
+      <w:r>
+        <w:rPr>
+          <w:rFonts w:ascii="Times New Roman" w:hAnsi="Times New Roman" w:cs="Times New Roman"/>
+          <w:szCs w:val="24"/>
+        </w:rPr>
+        <w:t>werden nicht bewertet!</w:t>
       </w:r>
     </w:p>
     <w:p>
@@ -399,9 +504,11 @@
         <w:lastRenderedPageBreak/>
         <w:t xml:space="preserve">Aufgabe 1: </w:t>
       </w:r>
+      <w:proofErr w:type="spellStart"/>
       <w:r>
         <w:t>ParkingCharge</w:t>
       </w:r>
+      <w:proofErr w:type="spellEnd"/>
     </w:p>
     <w:p>
       <w:pPr>
@@ -449,7 +556,21 @@
           <w:sz w:val="22"/>
           <w:szCs w:val="28"/>
         </w:rPr>
-        <w:t xml:space="preserve"> wird vom Benutzer die Parkzeit in Stunden (Gleitkommerzahl) eingegeben</w:t>
+        <w:t xml:space="preserve"> wird vom Benutzer die Parkzeit in Stunden (Gleitkomm</w:t>
+      </w:r>
+      <w:r>
+        <w:rPr>
+          <w:sz w:val="22"/>
+          <w:szCs w:val="28"/>
+        </w:rPr>
+        <w:t>a</w:t>
+      </w:r>
+      <w:r>
+        <w:rPr>
+          <w:sz w:val="22"/>
+          <w:szCs w:val="28"/>
+        </w:rPr>
+        <w:t>zahl) eingegeben</w:t>
       </w:r>
       <w:r>
         <w:rPr>
@@ -486,6 +607,7 @@
         </w:rPr>
         <w:t>Die Parkzeit wird auf die nächste volle Stunde aufgerundet (</w:t>
       </w:r>
+      <w:proofErr w:type="spellStart"/>
       <w:r>
         <w:rPr>
           <w:rFonts w:ascii="Cascadia Mono" w:hAnsi="Cascadia Mono" w:cs="Cascadia Mono"/>
@@ -495,6 +617,7 @@
         </w:rPr>
         <w:t>Math.Ceiling</w:t>
       </w:r>
+      <w:proofErr w:type="spellEnd"/>
       <w:r>
         <w:rPr>
           <w:sz w:val="22"/>
@@ -576,14 +699,52 @@
           <w:szCs w:val="28"/>
         </w:rPr>
       </w:pPr>
+      <w:proofErr w:type="spellStart"/>
       <w:r>
         <w:rPr>
           <w:rFonts w:ascii="Courier New" w:hAnsi="Courier New" w:cs="Courier New"/>
           <w:sz w:val="22"/>
           <w:szCs w:val="28"/>
         </w:rPr>
-        <w:t>Calculate parking charge</w:t>
-      </w:r>
+        <w:t>Calculate</w:t>
+      </w:r>
+      <w:proofErr w:type="spellEnd"/>
+      <w:r>
+        <w:rPr>
+          <w:rFonts w:ascii="Courier New" w:hAnsi="Courier New" w:cs="Courier New"/>
+          <w:sz w:val="22"/>
+          <w:szCs w:val="28"/>
+        </w:rPr>
+        <w:t xml:space="preserve"> </w:t>
+      </w:r>
+      <w:proofErr w:type="spellStart"/>
+      <w:r>
+        <w:rPr>
+          <w:rFonts w:ascii="Courier New" w:hAnsi="Courier New" w:cs="Courier New"/>
+          <w:sz w:val="22"/>
+          <w:szCs w:val="28"/>
+        </w:rPr>
+        <w:t>parking</w:t>
+      </w:r>
+      <w:proofErr w:type="spellEnd"/>
+      <w:r>
+        <w:rPr>
+          <w:rFonts w:ascii="Courier New" w:hAnsi="Courier New" w:cs="Courier New"/>
+          <w:sz w:val="22"/>
+          <w:szCs w:val="28"/>
+        </w:rPr>
+        <w:t xml:space="preserve"> </w:t>
+      </w:r>
+      <w:proofErr w:type="spellStart"/>
+      <w:r>
+        <w:rPr>
+          <w:rFonts w:ascii="Courier New" w:hAnsi="Courier New" w:cs="Courier New"/>
+          <w:sz w:val="22"/>
+          <w:szCs w:val="28"/>
+        </w:rPr>
+        <w:t>charge</w:t>
+      </w:r>
+      <w:proofErr w:type="spellEnd"/>
     </w:p>
     <w:p>
       <w:pPr>
@@ -614,13 +775,59 @@
           <w:szCs w:val="28"/>
         </w:rPr>
       </w:pPr>
+      <w:proofErr w:type="spellStart"/>
       <w:r>
         <w:rPr>
           <w:rFonts w:ascii="Courier New" w:hAnsi="Courier New" w:cs="Courier New"/>
           <w:sz w:val="22"/>
           <w:szCs w:val="28"/>
         </w:rPr>
-        <w:t>Please enter hours: 3,75</w:t>
+        <w:t>Please</w:t>
+      </w:r>
+      <w:proofErr w:type="spellEnd"/>
+      <w:r>
+        <w:rPr>
+          <w:rFonts w:ascii="Courier New" w:hAnsi="Courier New" w:cs="Courier New"/>
+          <w:sz w:val="22"/>
+          <w:szCs w:val="28"/>
+        </w:rPr>
+        <w:t xml:space="preserve"> </w:t>
+      </w:r>
+      <w:proofErr w:type="spellStart"/>
+      <w:r>
+        <w:rPr>
+          <w:rFonts w:ascii="Courier New" w:hAnsi="Courier New" w:cs="Courier New"/>
+          <w:sz w:val="22"/>
+          <w:szCs w:val="28"/>
+        </w:rPr>
+        <w:t>enter</w:t>
+      </w:r>
+      <w:proofErr w:type="spellEnd"/>
+      <w:r>
+        <w:rPr>
+          <w:rFonts w:ascii="Courier New" w:hAnsi="Courier New" w:cs="Courier New"/>
+          <w:sz w:val="22"/>
+          <w:szCs w:val="28"/>
+        </w:rPr>
+        <w:t xml:space="preserve"> </w:t>
+      </w:r>
+      <w:proofErr w:type="spellStart"/>
+      <w:r>
+        <w:rPr>
+          <w:rFonts w:ascii="Courier New" w:hAnsi="Courier New" w:cs="Courier New"/>
+          <w:sz w:val="22"/>
+          <w:szCs w:val="28"/>
+        </w:rPr>
+        <w:t>hours</w:t>
+      </w:r>
+      <w:proofErr w:type="spellEnd"/>
+      <w:r>
+        <w:rPr>
+          <w:rFonts w:ascii="Courier New" w:hAnsi="Courier New" w:cs="Courier New"/>
+          <w:sz w:val="22"/>
+          <w:szCs w:val="28"/>
+        </w:rPr>
+        <w:t>: 3,75</w:t>
       </w:r>
     </w:p>
     <w:p>
@@ -633,13 +840,77 @@
           <w:szCs w:val="28"/>
         </w:rPr>
       </w:pPr>
+      <w:proofErr w:type="spellStart"/>
       <w:r>
         <w:rPr>
           <w:rFonts w:ascii="Courier New" w:hAnsi="Courier New" w:cs="Courier New"/>
           <w:sz w:val="22"/>
           <w:szCs w:val="28"/>
         </w:rPr>
-        <w:t>You have to pay 4,00 Euro</w:t>
+        <w:t>You</w:t>
+      </w:r>
+      <w:proofErr w:type="spellEnd"/>
+      <w:r>
+        <w:rPr>
+          <w:rFonts w:ascii="Courier New" w:hAnsi="Courier New" w:cs="Courier New"/>
+          <w:sz w:val="22"/>
+          <w:szCs w:val="28"/>
+        </w:rPr>
+        <w:t xml:space="preserve"> </w:t>
+      </w:r>
+      <w:proofErr w:type="spellStart"/>
+      <w:r>
+        <w:rPr>
+          <w:rFonts w:ascii="Courier New" w:hAnsi="Courier New" w:cs="Courier New"/>
+          <w:sz w:val="22"/>
+          <w:szCs w:val="28"/>
+        </w:rPr>
+        <w:t>have</w:t>
+      </w:r>
+      <w:proofErr w:type="spellEnd"/>
+      <w:r>
+        <w:rPr>
+          <w:rFonts w:ascii="Courier New" w:hAnsi="Courier New" w:cs="Courier New"/>
+          <w:sz w:val="22"/>
+          <w:szCs w:val="28"/>
+        </w:rPr>
+        <w:t xml:space="preserve"> </w:t>
+      </w:r>
+      <w:proofErr w:type="spellStart"/>
+      <w:r>
+        <w:rPr>
+          <w:rFonts w:ascii="Courier New" w:hAnsi="Courier New" w:cs="Courier New"/>
+          <w:sz w:val="22"/>
+          <w:szCs w:val="28"/>
+        </w:rPr>
+        <w:t>to</w:t>
+      </w:r>
+      <w:proofErr w:type="spellEnd"/>
+      <w:r>
+        <w:rPr>
+          <w:rFonts w:ascii="Courier New" w:hAnsi="Courier New" w:cs="Courier New"/>
+          <w:sz w:val="22"/>
+          <w:szCs w:val="28"/>
+        </w:rPr>
+        <w:t xml:space="preserve"> </w:t>
+      </w:r>
+      <w:proofErr w:type="spellStart"/>
+      <w:r>
+        <w:rPr>
+          <w:rFonts w:ascii="Courier New" w:hAnsi="Courier New" w:cs="Courier New"/>
+          <w:sz w:val="22"/>
+          <w:szCs w:val="28"/>
+        </w:rPr>
+        <w:t>pay</w:t>
+      </w:r>
+      <w:proofErr w:type="spellEnd"/>
+      <w:r>
+        <w:rPr>
+          <w:rFonts w:ascii="Courier New" w:hAnsi="Courier New" w:cs="Courier New"/>
+          <w:sz w:val="22"/>
+          <w:szCs w:val="28"/>
+        </w:rPr>
+        <w:t xml:space="preserve"> 4,00 Euro</w:t>
       </w:r>
     </w:p>
     <w:p>
@@ -929,17 +1200,51 @@
         <w:spacing w:after="0" w:line="240" w:lineRule="auto"/>
       </w:pPr>
       <w:r>
-        <w:t xml:space="preserve">In Wikipedia findet man das Collatz-Problem </w:t>
-      </w:r>
-      <w:hyperlink r:id="rId7" w:history="1">
+        <w:t xml:space="preserve">Das </w:t>
+      </w:r>
+      <w:r>
+        <w:rPr>
+          <w:b/>
+          <w:bCs/>
+        </w:rPr>
+        <w:t>Collatz-Problem</w:t>
+      </w:r>
+      <w:r>
+        <w:t xml:space="preserve">, auch als </w:t>
+      </w:r>
+      <w:r>
+        <w:rPr>
+          <w:b/>
+          <w:bCs/>
+        </w:rPr>
+        <w:t>(3n+1)-Vermutung</w:t>
+      </w:r>
+      <w:r>
+        <w:t xml:space="preserve"> bezeichnet, ist ein ungelöstes </w:t>
+      </w:r>
+      <w:hyperlink r:id="rId7" w:tooltip="Mathematik" w:history="1">
         <w:r>
           <w:rPr>
             <w:rStyle w:val="Hyperlink"/>
           </w:rPr>
-          <w:t>https://de.wikipedia.org/wiki/Collatz-Problem</w:t>
+          <w:t>mathematisches</w:t>
         </w:r>
       </w:hyperlink>
       <w:r>
+        <w:t xml:space="preserve"> Problem, das 1937 von </w:t>
+      </w:r>
+      <w:hyperlink r:id="rId8" w:tooltip="Lothar Collatz" w:history="1">
+        <w:r>
+          <w:rPr>
+            <w:rStyle w:val="Hyperlink"/>
+          </w:rPr>
+          <w:t>Lothar Collatz</w:t>
+        </w:r>
+      </w:hyperlink>
+      <w:r>
+        <w:t xml:space="preserve"> gestellt wurde.</w:t>
+      </w:r>
+      <w:r>
         <w:t xml:space="preserve"> </w:t>
       </w:r>
       <w:r>
@@ -953,7 +1258,7 @@
       <w:r>
         <w:t xml:space="preserve">Bei dem Problem geht es um </w:t>
       </w:r>
-      <w:hyperlink r:id="rId8" w:tooltip="Folge (Mathematik)" w:history="1">
+      <w:hyperlink r:id="rId9" w:tooltip="Folge (Mathematik)" w:history="1">
         <w:r>
           <w:rPr>
             <w:rStyle w:val="Hyperlink"/>
@@ -979,7 +1284,7 @@
       <w:r>
         <w:t xml:space="preserve">Beginne mit irgendeiner </w:t>
       </w:r>
-      <w:hyperlink r:id="rId9" w:tooltip="Natürliche Zahl" w:history="1">
+      <w:hyperlink r:id="rId10" w:tooltip="Natürliche Zahl" w:history="1">
         <w:r>
           <w:rPr>
             <w:rStyle w:val="Hyperlink"/>
@@ -1025,7 +1330,13 @@
         <w:t xml:space="preserve">n </w:t>
       </w:r>
       <w:r>
-        <w:t xml:space="preserve">gerade, so nimm als nächstes </w:t>
+        <w:t xml:space="preserve">gerade, </w:t>
+      </w:r>
+      <w:r>
+        <w:t>berechne</w:t>
+      </w:r>
+      <w:r>
+        <w:t xml:space="preserve"> als nächstes </w:t>
       </w:r>
       <w:r>
         <w:rPr>
@@ -1069,7 +1380,13 @@
         <w:t xml:space="preserve">n </w:t>
       </w:r>
       <w:r>
-        <w:t xml:space="preserve">ungerade, so nimm als nächstes </w:t>
+        <w:t xml:space="preserve">ungerade, </w:t>
+      </w:r>
+      <w:r>
+        <w:t>berechne</w:t>
+      </w:r>
+      <w:r>
+        <w:t xml:space="preserve"> als nächstes </w:t>
       </w:r>
       <w:r>
         <w:rPr>
@@ -1102,7 +1419,15 @@
     </w:p>
     <w:p>
       <w:r>
-        <w:t xml:space="preserve">Schreibe ein Programm, mit dem die Zahlenfolge ermittelt werden kann. Der Benutzer kann den Startwert (Datentyp int) eingeben und es wird die Zahlenfolgen und die Anzahl der Iterationen ausgegeben. Die Ausgabe orientiert </w:t>
+        <w:t xml:space="preserve">Schreibe ein Programm, mit dem die Zahlenfolge ermittelt werden kann. Der Benutzer kann den Startwert (Datentyp </w:t>
+      </w:r>
+      <w:proofErr w:type="spellStart"/>
+      <w:r>
+        <w:t>int</w:t>
+      </w:r>
+      <w:proofErr w:type="spellEnd"/>
+      <w:r>
+        <w:t xml:space="preserve">) eingeben und es wird die Zahlenfolgen und die Anzahl der Iterationen ausgegeben. Die Ausgabe orientiert </w:t>
       </w:r>
       <w:r>
         <w:t>sich</w:t>
@@ -1132,13 +1457,77 @@
           <w:szCs w:val="16"/>
         </w:rPr>
       </w:pPr>
+      <w:proofErr w:type="spellStart"/>
       <w:r>
         <w:rPr>
           <w:rFonts w:ascii="Courier New" w:hAnsi="Courier New" w:cs="Courier New"/>
           <w:sz w:val="16"/>
           <w:szCs w:val="16"/>
         </w:rPr>
-        <w:t>Please enter start value: 7</w:t>
+        <w:t>Please</w:t>
+      </w:r>
+      <w:proofErr w:type="spellEnd"/>
+      <w:r>
+        <w:rPr>
+          <w:rFonts w:ascii="Courier New" w:hAnsi="Courier New" w:cs="Courier New"/>
+          <w:sz w:val="16"/>
+          <w:szCs w:val="16"/>
+        </w:rPr>
+        <w:t xml:space="preserve"> </w:t>
+      </w:r>
+      <w:proofErr w:type="spellStart"/>
+      <w:r>
+        <w:rPr>
+          <w:rFonts w:ascii="Courier New" w:hAnsi="Courier New" w:cs="Courier New"/>
+          <w:sz w:val="16"/>
+          <w:szCs w:val="16"/>
+        </w:rPr>
+        <w:t>enter</w:t>
+      </w:r>
+      <w:proofErr w:type="spellEnd"/>
+      <w:r>
+        <w:rPr>
+          <w:rFonts w:ascii="Courier New" w:hAnsi="Courier New" w:cs="Courier New"/>
+          <w:sz w:val="16"/>
+          <w:szCs w:val="16"/>
+        </w:rPr>
+        <w:t xml:space="preserve"> </w:t>
+      </w:r>
+      <w:proofErr w:type="spellStart"/>
+      <w:r>
+        <w:rPr>
+          <w:rFonts w:ascii="Courier New" w:hAnsi="Courier New" w:cs="Courier New"/>
+          <w:sz w:val="16"/>
+          <w:szCs w:val="16"/>
+        </w:rPr>
+        <w:t>start</w:t>
+      </w:r>
+      <w:proofErr w:type="spellEnd"/>
+      <w:r>
+        <w:rPr>
+          <w:rFonts w:ascii="Courier New" w:hAnsi="Courier New" w:cs="Courier New"/>
+          <w:sz w:val="16"/>
+          <w:szCs w:val="16"/>
+        </w:rPr>
+        <w:t xml:space="preserve"> </w:t>
+      </w:r>
+      <w:proofErr w:type="spellStart"/>
+      <w:r>
+        <w:rPr>
+          <w:rFonts w:ascii="Courier New" w:hAnsi="Courier New" w:cs="Courier New"/>
+          <w:sz w:val="16"/>
+          <w:szCs w:val="16"/>
+        </w:rPr>
+        <w:t>value</w:t>
+      </w:r>
+      <w:proofErr w:type="spellEnd"/>
+      <w:r>
+        <w:rPr>
+          <w:rFonts w:ascii="Courier New" w:hAnsi="Courier New" w:cs="Courier New"/>
+          <w:sz w:val="16"/>
+          <w:szCs w:val="16"/>
+        </w:rPr>
+        <w:t>: 7</w:t>
       </w:r>
     </w:p>
     <w:p>
@@ -1517,8 +1906,8 @@
       </w:r>
     </w:p>
     <w:sectPr>
-      <w:headerReference w:type="default" r:id="rId10"/>
-      <w:footerReference w:type="default" r:id="rId11"/>
+      <w:headerReference w:type="default" r:id="rId11"/>
+      <w:footerReference w:type="default" r:id="rId12"/>
       <w:pgSz w:w="11906" w:h="16838"/>
       <w:pgMar w:top="1417" w:right="707" w:bottom="1134" w:left="1417" w:header="708" w:footer="708" w:gutter="0"/>
       <w:cols w:space="708"/>

--- a/05_Schleifen/Leistungsfeststellungen/2021/LF1.docx
+++ b/05_Schleifen/Leistungsfeststellungen/2021/LF1.docx
@@ -33,110 +33,28 @@
           <w:rFonts w:ascii="Times New Roman" w:hAnsi="Times New Roman" w:cs="Times New Roman"/>
           <w:szCs w:val="24"/>
         </w:rPr>
-        <w:t xml:space="preserve">Legen </w:t>
+        <w:t>Kopieren Sie vom Angabelaufwerk das gesamte Verzeichnis „</w:t>
+      </w:r>
+      <w:r>
+        <w:rPr>
+          <w:rFonts w:ascii="Courier New" w:hAnsi="Courier New" w:cs="Courier New"/>
+          <w:szCs w:val="24"/>
+        </w:rPr>
+        <w:t>NachnameVorname</w:t>
+      </w:r>
+      <w:r>
+        <w:rPr>
+          <w:rFonts w:ascii="Courier New" w:hAnsi="Courier New" w:cs="Courier New"/>
+          <w:szCs w:val="24"/>
+        </w:rPr>
+        <w:t>“</w:t>
       </w:r>
       <w:r>
         <w:rPr>
           <w:rFonts w:ascii="Times New Roman" w:hAnsi="Times New Roman" w:cs="Times New Roman"/>
           <w:szCs w:val="24"/>
         </w:rPr>
-        <w:t>S</w:t>
-      </w:r>
-      <w:r>
-        <w:rPr>
-          <w:rFonts w:ascii="Times New Roman" w:hAnsi="Times New Roman" w:cs="Times New Roman"/>
-          <w:szCs w:val="24"/>
-        </w:rPr>
-        <w:t>ie einen Ordner mit Ihrem Nachn</w:t>
-      </w:r>
-      <w:r>
-        <w:rPr>
-          <w:rFonts w:ascii="Times New Roman" w:hAnsi="Times New Roman" w:cs="Times New Roman"/>
-          <w:szCs w:val="24"/>
-        </w:rPr>
-        <w:t>amen</w:t>
-      </w:r>
-      <w:r>
-        <w:rPr>
-          <w:rFonts w:ascii="Times New Roman" w:hAnsi="Times New Roman" w:cs="Times New Roman"/>
-          <w:szCs w:val="24"/>
-        </w:rPr>
-        <w:t>/Vornamen</w:t>
-      </w:r>
-      <w:r>
-        <w:rPr>
-          <w:rFonts w:ascii="Times New Roman" w:hAnsi="Times New Roman" w:cs="Times New Roman"/>
-          <w:szCs w:val="24"/>
-        </w:rPr>
-        <w:t xml:space="preserve"> </w:t>
-      </w:r>
-      <w:r>
-        <w:rPr>
-          <w:rFonts w:ascii="Times New Roman" w:hAnsi="Times New Roman" w:cs="Times New Roman"/>
-          <w:szCs w:val="24"/>
-        </w:rPr>
-        <w:t xml:space="preserve">auf dem </w:t>
-      </w:r>
-      <w:r>
-        <w:rPr>
-          <w:rFonts w:ascii="Times New Roman" w:hAnsi="Times New Roman" w:cs="Times New Roman"/>
-          <w:szCs w:val="24"/>
-        </w:rPr>
-        <w:t>U</w:t>
-      </w:r>
-      <w:r>
-        <w:rPr>
-          <w:rFonts w:ascii="Times New Roman" w:hAnsi="Times New Roman" w:cs="Times New Roman"/>
-          <w:szCs w:val="24"/>
-        </w:rPr>
-        <w:t>: Laufwerk („</w:t>
-      </w:r>
-      <w:proofErr w:type="spellStart"/>
-      <w:r>
-        <w:rPr>
-          <w:rFonts w:ascii="Times New Roman" w:hAnsi="Times New Roman" w:cs="Times New Roman"/>
-          <w:szCs w:val="24"/>
-        </w:rPr>
-        <w:t>home</w:t>
-      </w:r>
-      <w:proofErr w:type="spellEnd"/>
-      <w:r>
-        <w:rPr>
-          <w:rFonts w:ascii="Times New Roman" w:hAnsi="Times New Roman" w:cs="Times New Roman"/>
-          <w:szCs w:val="24"/>
-        </w:rPr>
-        <w:t>“) an.</w:t>
-      </w:r>
-      <w:r>
-        <w:rPr>
-          <w:rFonts w:ascii="Times New Roman" w:hAnsi="Times New Roman" w:cs="Times New Roman"/>
-          <w:szCs w:val="24"/>
-        </w:rPr>
-        <w:br/>
-        <w:t xml:space="preserve">Beispiel: </w:t>
-      </w:r>
-      <w:proofErr w:type="spellStart"/>
-      <w:r>
-        <w:rPr>
-          <w:rFonts w:ascii="Courier New" w:hAnsi="Courier New" w:cs="Courier New"/>
-          <w:szCs w:val="24"/>
-        </w:rPr>
-        <w:t>MustermannMax</w:t>
-      </w:r>
-      <w:proofErr w:type="spellEnd"/>
-      <w:r>
-        <w:rPr>
-          <w:rFonts w:ascii="Times New Roman" w:hAnsi="Times New Roman" w:cs="Times New Roman"/>
-          <w:szCs w:val="24"/>
-        </w:rPr>
-        <w:t>.</w:t>
-      </w:r>
-      <w:r>
-        <w:rPr>
-          <w:rFonts w:ascii="Times New Roman" w:hAnsi="Times New Roman" w:cs="Times New Roman"/>
-          <w:szCs w:val="24"/>
-        </w:rPr>
-        <w:t xml:space="preserve"> (der Nachname zuerst!)</w:t>
+        <w:t xml:space="preserve"> auf ihr U: („home“) Laufwerk.</w:t>
       </w:r>
     </w:p>
     <w:p>
@@ -157,53 +75,119 @@
           <w:rFonts w:ascii="Times New Roman" w:hAnsi="Times New Roman" w:cs="Times New Roman"/>
           <w:szCs w:val="24"/>
         </w:rPr>
-        <w:t xml:space="preserve">Kopieren Sie vom </w:t>
-      </w:r>
-      <w:proofErr w:type="spellStart"/>
+        <w:t xml:space="preserve">Ändern Sie </w:t>
+      </w:r>
       <w:r>
         <w:rPr>
           <w:rFonts w:ascii="Times New Roman" w:hAnsi="Times New Roman" w:cs="Times New Roman"/>
           <w:szCs w:val="24"/>
         </w:rPr>
-        <w:t>Angabelaufwerk</w:t>
-      </w:r>
-      <w:proofErr w:type="spellEnd"/>
+        <w:t xml:space="preserve">anschließend </w:t>
+      </w:r>
       <w:r>
         <w:rPr>
           <w:rFonts w:ascii="Times New Roman" w:hAnsi="Times New Roman" w:cs="Times New Roman"/>
           <w:szCs w:val="24"/>
         </w:rPr>
-        <w:t xml:space="preserve"> die Verzeichnisse „3XPlus1“ und „</w:t>
-      </w:r>
-      <w:proofErr w:type="spellStart"/>
+        <w:t>den Name</w:t>
+      </w:r>
       <w:r>
         <w:rPr>
           <w:rFonts w:ascii="Times New Roman" w:hAnsi="Times New Roman" w:cs="Times New Roman"/>
           <w:szCs w:val="24"/>
         </w:rPr>
-        <w:t>ParkingCharge</w:t>
-      </w:r>
-      <w:proofErr w:type="spellEnd"/>
+        <w:t>n</w:t>
+      </w:r>
       <w:r>
         <w:rPr>
           <w:rFonts w:ascii="Times New Roman" w:hAnsi="Times New Roman" w:cs="Times New Roman"/>
           <w:szCs w:val="24"/>
         </w:rPr>
-        <w:t>“ in das gerade angelegte Verzeichnis</w:t>
+        <w:t xml:space="preserve"> des </w:t>
       </w:r>
       <w:r>
         <w:rPr>
           <w:rFonts w:ascii="Times New Roman" w:hAnsi="Times New Roman" w:cs="Times New Roman"/>
           <w:szCs w:val="24"/>
         </w:rPr>
-        <w:t xml:space="preserve"> (siehe Verzeichnis LF1Template)</w:t>
+        <w:t xml:space="preserve">gerade kopierten </w:t>
       </w:r>
       <w:r>
         <w:rPr>
           <w:rFonts w:ascii="Times New Roman" w:hAnsi="Times New Roman" w:cs="Times New Roman"/>
           <w:szCs w:val="24"/>
         </w:rPr>
+        <w:t>Verzeichnisses auf Ihren Namen</w:t>
+      </w:r>
+      <w:r>
+        <w:rPr>
+          <w:rFonts w:ascii="Times New Roman" w:hAnsi="Times New Roman" w:cs="Times New Roman"/>
+          <w:szCs w:val="24"/>
+        </w:rPr>
+        <w:t xml:space="preserve"> (am U: Laufwerk)</w:t>
+      </w:r>
+      <w:r>
+        <w:rPr>
+          <w:rFonts w:ascii="Times New Roman" w:hAnsi="Times New Roman" w:cs="Times New Roman"/>
+          <w:szCs w:val="24"/>
+        </w:rPr>
         <w:t>.</w:t>
+      </w:r>
+      <w:r>
+        <w:rPr>
+          <w:rFonts w:ascii="Times New Roman" w:hAnsi="Times New Roman" w:cs="Times New Roman"/>
+          <w:szCs w:val="24"/>
+        </w:rPr>
+        <w:t xml:space="preserve"> Beispiel:</w:t>
+      </w:r>
+      <w:r>
+        <w:rPr>
+          <w:rFonts w:ascii="Times New Roman" w:hAnsi="Times New Roman" w:cs="Times New Roman"/>
+          <w:szCs w:val="24"/>
+        </w:rPr>
+        <w:t xml:space="preserve"> </w:t>
+      </w:r>
+      <w:r>
+        <w:rPr>
+          <w:rFonts w:ascii="Courier New" w:hAnsi="Courier New" w:cs="Courier New"/>
+          <w:szCs w:val="24"/>
+        </w:rPr>
+        <w:t>NachnameVorname</w:t>
+      </w:r>
+      <w:r>
+        <w:rPr>
+          <w:rFonts w:ascii="Courier New" w:hAnsi="Courier New" w:cs="Courier New"/>
+          <w:szCs w:val="24"/>
+        </w:rPr>
+        <w:t xml:space="preserve"> </w:t>
+      </w:r>
+      <w:r>
+        <w:rPr>
+          <w:rFonts w:ascii="Times New Roman" w:hAnsi="Times New Roman" w:cs="Times New Roman"/>
+          <w:szCs w:val="24"/>
+        </w:rPr>
+        <w:t>wir</w:t>
+      </w:r>
+      <w:r>
+        <w:rPr>
+          <w:rFonts w:ascii="Times New Roman" w:hAnsi="Times New Roman" w:cs="Times New Roman"/>
+          <w:szCs w:val="24"/>
+        </w:rPr>
+        <w:t xml:space="preserve"> zu </w:t>
+      </w:r>
+      <w:r>
+        <w:rPr>
+          <w:rFonts w:ascii="Courier New" w:hAnsi="Courier New" w:cs="Courier New"/>
+          <w:szCs w:val="24"/>
+        </w:rPr>
+        <w:t>MustermannMax</w:t>
+      </w:r>
+      <w:r>
+        <w:rPr>
+          <w:rFonts w:ascii="Times New Roman" w:hAnsi="Times New Roman" w:cs="Times New Roman"/>
+          <w:szCs w:val="24"/>
+        </w:rPr>
+        <w:t xml:space="preserve"> (Nachname zuerst und ohne Leerzeichen)</w:t>
       </w:r>
     </w:p>
     <w:p>
@@ -224,52 +208,14 @@
           <w:rFonts w:ascii="Times New Roman" w:hAnsi="Times New Roman" w:cs="Times New Roman"/>
           <w:szCs w:val="24"/>
         </w:rPr>
-        <w:t xml:space="preserve">Vs2019 starten Sie, indem </w:t>
+        <w:t xml:space="preserve">In dem Verzeichnis finden sie Schablonen für </w:t>
       </w:r>
       <w:r>
         <w:rPr>
           <w:rFonts w:ascii="Times New Roman" w:hAnsi="Times New Roman" w:cs="Times New Roman"/>
           <w:szCs w:val="24"/>
         </w:rPr>
-        <w:t>S</w:t>
-      </w:r>
-      <w:r>
-        <w:rPr>
-          <w:rFonts w:ascii="Times New Roman" w:hAnsi="Times New Roman" w:cs="Times New Roman"/>
-          <w:szCs w:val="24"/>
-        </w:rPr>
-        <w:t xml:space="preserve">ie auf die </w:t>
-      </w:r>
-      <w:proofErr w:type="spellStart"/>
-      <w:r>
-        <w:rPr>
-          <w:rFonts w:ascii="Times New Roman" w:hAnsi="Times New Roman" w:cs="Times New Roman"/>
-          <w:szCs w:val="24"/>
-        </w:rPr>
-        <w:t>csproj</w:t>
-      </w:r>
-      <w:proofErr w:type="spellEnd"/>
-      <w:r>
-        <w:rPr>
-          <w:rFonts w:ascii="Times New Roman" w:hAnsi="Times New Roman" w:cs="Times New Roman"/>
-          <w:szCs w:val="24"/>
-        </w:rPr>
-        <w:t xml:space="preserve"> Datei (in den Unterverzeichnissen) klicken.</w:t>
-      </w:r>
-      <w:r>
-        <w:rPr>
-          <w:rFonts w:ascii="Times New Roman" w:hAnsi="Times New Roman" w:cs="Times New Roman"/>
-          <w:szCs w:val="24"/>
-        </w:rPr>
-        <w:br/>
-      </w:r>
-    </w:p>
-    <w:p>
-      <w:pPr>
-        <w:pStyle w:val="berschrift1"/>
-      </w:pPr>
-      <w:r>
-        <w:t>Bewertungshinweise</w:t>
+        <w:t>die beiden Aufgaben.</w:t>
       </w:r>
     </w:p>
     <w:p>
@@ -290,29 +236,29 @@
           <w:rFonts w:ascii="Times New Roman" w:hAnsi="Times New Roman" w:cs="Times New Roman"/>
           <w:szCs w:val="24"/>
         </w:rPr>
-        <w:t>Bewertet werden nur Quelldateien, die in der oben beschriebenen Verzeichnisstruktur liegen.</w:t>
+        <w:t xml:space="preserve">Vs2019 starten Sie, indem </w:t>
       </w:r>
       <w:r>
         <w:rPr>
           <w:rFonts w:ascii="Times New Roman" w:hAnsi="Times New Roman" w:cs="Times New Roman"/>
           <w:szCs w:val="24"/>
         </w:rPr>
-        <w:br/>
-        <w:t>(Quelldateien am „Desktop“ oder im Ordner „Dokumente“ sind für die Bewertung nicht sichtbar</w:t>
+        <w:t>S</w:t>
       </w:r>
       <w:r>
         <w:rPr>
           <w:rFonts w:ascii="Times New Roman" w:hAnsi="Times New Roman" w:cs="Times New Roman"/>
           <w:szCs w:val="24"/>
         </w:rPr>
-        <w:t xml:space="preserve"> und werden daher nicht berücksichtigt</w:t>
-      </w:r>
-      <w:r>
-        <w:rPr>
-          <w:rFonts w:ascii="Times New Roman" w:hAnsi="Times New Roman" w:cs="Times New Roman"/>
-          <w:szCs w:val="24"/>
-        </w:rPr>
-        <w:t>).</w:t>
+        <w:t>ie auf die csproj Datei (in den Unterverzeichnissen) klicken.</w:t>
+      </w:r>
+    </w:p>
+    <w:p>
+      <w:pPr>
+        <w:pStyle w:val="berschrift1"/>
+      </w:pPr>
+      <w:r>
+        <w:t>Bewertungshinweise</w:t>
       </w:r>
     </w:p>
     <w:p>
@@ -333,43 +279,29 @@
           <w:rFonts w:ascii="Times New Roman" w:hAnsi="Times New Roman" w:cs="Times New Roman"/>
           <w:szCs w:val="24"/>
         </w:rPr>
-        <w:t>Das Programm muss nicht nur funktionieren, es muss auch mit einem entsprechenden Stil geschrieben sein</w:t>
+        <w:t>Bewertet werden nur Quelldateien, die in der oben beschriebenen Verzeichnisstruktur liegen.</w:t>
       </w:r>
       <w:r>
         <w:rPr>
           <w:rFonts w:ascii="Times New Roman" w:hAnsi="Times New Roman" w:cs="Times New Roman"/>
           <w:szCs w:val="24"/>
         </w:rPr>
-        <w:t xml:space="preserve"> (der Stil wird auch bewertet)</w:t>
+        <w:br/>
+        <w:t>(Quelldateien am „Desktop“ oder im Ordner „Dokumente“ sind für die Bewertung nicht sichtbar</w:t>
       </w:r>
       <w:r>
         <w:rPr>
           <w:rFonts w:ascii="Times New Roman" w:hAnsi="Times New Roman" w:cs="Times New Roman"/>
           <w:szCs w:val="24"/>
         </w:rPr>
-        <w:t>.</w:t>
+        <w:t xml:space="preserve"> und werden daher nicht berücksichtigt</w:t>
       </w:r>
       <w:r>
         <w:rPr>
           <w:rFonts w:ascii="Times New Roman" w:hAnsi="Times New Roman" w:cs="Times New Roman"/>
           <w:szCs w:val="24"/>
         </w:rPr>
-        <w:br/>
-        <w:t xml:space="preserve">Achten </w:t>
-      </w:r>
-      <w:r>
-        <w:rPr>
-          <w:rFonts w:ascii="Times New Roman" w:hAnsi="Times New Roman" w:cs="Times New Roman"/>
-          <w:szCs w:val="24"/>
-        </w:rPr>
-        <w:t>S</w:t>
-      </w:r>
-      <w:r>
-        <w:rPr>
-          <w:rFonts w:ascii="Times New Roman" w:hAnsi="Times New Roman" w:cs="Times New Roman"/>
-          <w:szCs w:val="24"/>
-        </w:rPr>
-        <w:t>ie auf Variablenbezeichnungen, Einrückungen, Leerzeilen, Lesbarkeit der Lösung, …</w:t>
+        <w:t>).</w:t>
       </w:r>
     </w:p>
     <w:p>
@@ -390,7 +322,43 @@
           <w:rFonts w:ascii="Times New Roman" w:hAnsi="Times New Roman" w:cs="Times New Roman"/>
           <w:szCs w:val="24"/>
         </w:rPr>
-        <w:t>Der C# Compiler hilft Fehler zu finden. Quelldateien müssen für eine positive Bewertung fehlerfrei übersetzt werden können.</w:t>
+        <w:t>Das Programm muss nicht nur funktionieren, es muss auch mit einem entsprechenden Stil geschrieben sein</w:t>
+      </w:r>
+      <w:r>
+        <w:rPr>
+          <w:rFonts w:ascii="Times New Roman" w:hAnsi="Times New Roman" w:cs="Times New Roman"/>
+          <w:szCs w:val="24"/>
+        </w:rPr>
+        <w:t xml:space="preserve"> (der Stil wird auch bewertet)</w:t>
+      </w:r>
+      <w:r>
+        <w:rPr>
+          <w:rFonts w:ascii="Times New Roman" w:hAnsi="Times New Roman" w:cs="Times New Roman"/>
+          <w:szCs w:val="24"/>
+        </w:rPr>
+        <w:t>.</w:t>
+      </w:r>
+      <w:r>
+        <w:rPr>
+          <w:rFonts w:ascii="Times New Roman" w:hAnsi="Times New Roman" w:cs="Times New Roman"/>
+          <w:szCs w:val="24"/>
+        </w:rPr>
+        <w:br/>
+        <w:t xml:space="preserve">Achten </w:t>
+      </w:r>
+      <w:r>
+        <w:rPr>
+          <w:rFonts w:ascii="Times New Roman" w:hAnsi="Times New Roman" w:cs="Times New Roman"/>
+          <w:szCs w:val="24"/>
+        </w:rPr>
+        <w:t>S</w:t>
+      </w:r>
+      <w:r>
+        <w:rPr>
+          <w:rFonts w:ascii="Times New Roman" w:hAnsi="Times New Roman" w:cs="Times New Roman"/>
+          <w:szCs w:val="24"/>
+        </w:rPr>
+        <w:t>ie auf Variablenbezeichnungen, Einrückungen, Leerzeilen, Lesbarkeit der Lösung, …</w:t>
       </w:r>
     </w:p>
     <w:p>
@@ -411,54 +379,43 @@
           <w:rFonts w:ascii="Times New Roman" w:hAnsi="Times New Roman" w:cs="Times New Roman"/>
           <w:szCs w:val="24"/>
         </w:rPr>
-        <w:t xml:space="preserve">Falsche Einrückungen werden wie C# Compilerfehler </w:t>
-      </w:r>
-      <w:r>
+        <w:t>Der C# Compiler hilft Fehler zu finden. Quelldateien müssen für eine positive Bewertung fehlerfrei übersetzt werden können.</w:t>
+      </w:r>
+    </w:p>
+    <w:p>
+      <w:pPr>
+        <w:pStyle w:val="Listenabsatz"/>
+        <w:keepNext/>
+        <w:numPr>
+          <w:ilvl w:val="0"/>
+          <w:numId w:val="15"/>
+        </w:numPr>
         <w:rPr>
           <w:rFonts w:ascii="Times New Roman" w:hAnsi="Times New Roman" w:cs="Times New Roman"/>
           <w:szCs w:val="24"/>
         </w:rPr>
-        <w:t xml:space="preserve">gewertet. </w:t>
-      </w:r>
+      </w:pPr>
       <w:r>
         <w:rPr>
           <w:rFonts w:ascii="Times New Roman" w:hAnsi="Times New Roman" w:cs="Times New Roman"/>
           <w:szCs w:val="24"/>
         </w:rPr>
-        <w:br/>
-        <w:t>Diese kann ganz einfach mit Menü: „Edit/</w:t>
-      </w:r>
-      <w:proofErr w:type="spellStart"/>
+        <w:t xml:space="preserve">Falsche Einrückungen werden wie C# Compilerfehler </w:t>
+      </w:r>
       <w:r>
         <w:rPr>
           <w:rFonts w:ascii="Times New Roman" w:hAnsi="Times New Roman" w:cs="Times New Roman"/>
           <w:szCs w:val="24"/>
         </w:rPr>
-        <w:t>Advanced</w:t>
-      </w:r>
-      <w:proofErr w:type="spellEnd"/>
+        <w:t xml:space="preserve">gewertet. </w:t>
+      </w:r>
       <w:r>
         <w:rPr>
           <w:rFonts w:ascii="Times New Roman" w:hAnsi="Times New Roman" w:cs="Times New Roman"/>
           <w:szCs w:val="24"/>
         </w:rPr>
-        <w:t xml:space="preserve">/Format </w:t>
-      </w:r>
-      <w:proofErr w:type="spellStart"/>
-      <w:r>
-        <w:rPr>
-          <w:rFonts w:ascii="Times New Roman" w:hAnsi="Times New Roman" w:cs="Times New Roman"/>
-          <w:szCs w:val="24"/>
-        </w:rPr>
-        <w:t>Document</w:t>
-      </w:r>
-      <w:proofErr w:type="spellEnd"/>
-      <w:r>
-        <w:rPr>
-          <w:rFonts w:ascii="Times New Roman" w:hAnsi="Times New Roman" w:cs="Times New Roman"/>
-          <w:szCs w:val="24"/>
-        </w:rPr>
-        <w:t>“ korrigiert werden.</w:t>
+        <w:br/>
+        <w:t>Diese kann ganz einfach mit Menü: „Edit/Advanced/Format Document“ korrigiert werden.</w:t>
       </w:r>
     </w:p>
     <w:p>
@@ -504,11 +461,9 @@
         <w:lastRenderedPageBreak/>
         <w:t xml:space="preserve">Aufgabe 1: </w:t>
       </w:r>
-      <w:proofErr w:type="spellStart"/>
       <w:r>
         <w:t>ParkingCharge</w:t>
       </w:r>
-      <w:proofErr w:type="spellEnd"/>
     </w:p>
     <w:p>
       <w:pPr>
@@ -607,7 +562,6 @@
         </w:rPr>
         <w:t>Die Parkzeit wird auf die nächste volle Stunde aufgerundet (</w:t>
       </w:r>
-      <w:proofErr w:type="spellStart"/>
       <w:r>
         <w:rPr>
           <w:rFonts w:ascii="Cascadia Mono" w:hAnsi="Cascadia Mono" w:cs="Cascadia Mono"/>
@@ -617,7 +571,6 @@
         </w:rPr>
         <w:t>Math.Ceiling</w:t>
       </w:r>
-      <w:proofErr w:type="spellEnd"/>
       <w:r>
         <w:rPr>
           <w:sz w:val="22"/>
@@ -699,52 +652,52 @@
           <w:szCs w:val="28"/>
         </w:rPr>
       </w:pPr>
-      <w:proofErr w:type="spellStart"/>
       <w:r>
         <w:rPr>
           <w:rFonts w:ascii="Courier New" w:hAnsi="Courier New" w:cs="Courier New"/>
           <w:sz w:val="22"/>
           <w:szCs w:val="28"/>
         </w:rPr>
-        <w:t>Calculate</w:t>
-      </w:r>
-      <w:proofErr w:type="spellEnd"/>
-      <w:r>
+        <w:t>Calculate parking charge</w:t>
+      </w:r>
+    </w:p>
+    <w:p>
+      <w:pPr>
+        <w:spacing w:after="0"/>
+        <w:jc w:val="both"/>
         <w:rPr>
           <w:rFonts w:ascii="Courier New" w:hAnsi="Courier New" w:cs="Courier New"/>
           <w:sz w:val="22"/>
           <w:szCs w:val="28"/>
         </w:rPr>
-        <w:t xml:space="preserve"> </w:t>
-      </w:r>
-      <w:proofErr w:type="spellStart"/>
+      </w:pPr>
       <w:r>
         <w:rPr>
           <w:rFonts w:ascii="Courier New" w:hAnsi="Courier New" w:cs="Courier New"/>
           <w:sz w:val="22"/>
           <w:szCs w:val="28"/>
         </w:rPr>
-        <w:t>parking</w:t>
-      </w:r>
-      <w:proofErr w:type="spellEnd"/>
-      <w:r>
+        <w:t>========================</w:t>
+      </w:r>
+    </w:p>
+    <w:p>
+      <w:pPr>
+        <w:spacing w:after="0"/>
+        <w:jc w:val="both"/>
         <w:rPr>
           <w:rFonts w:ascii="Courier New" w:hAnsi="Courier New" w:cs="Courier New"/>
           <w:sz w:val="22"/>
           <w:szCs w:val="28"/>
         </w:rPr>
-        <w:t xml:space="preserve"> </w:t>
-      </w:r>
-      <w:proofErr w:type="spellStart"/>
+      </w:pPr>
       <w:r>
         <w:rPr>
           <w:rFonts w:ascii="Courier New" w:hAnsi="Courier New" w:cs="Courier New"/>
           <w:sz w:val="22"/>
           <w:szCs w:val="28"/>
         </w:rPr>
-        <w:t>charge</w:t>
-      </w:r>
-      <w:proofErr w:type="spellEnd"/>
+        <w:t>Please enter hours: 3,75</w:t>
+      </w:r>
     </w:p>
     <w:p>
       <w:pPr>
@@ -762,155 +715,7 @@
           <w:sz w:val="22"/>
           <w:szCs w:val="28"/>
         </w:rPr>
-        <w:t>========================</w:t>
-      </w:r>
-    </w:p>
-    <w:p>
-      <w:pPr>
-        <w:spacing w:after="0"/>
-        <w:jc w:val="both"/>
-        <w:rPr>
-          <w:rFonts w:ascii="Courier New" w:hAnsi="Courier New" w:cs="Courier New"/>
-          <w:sz w:val="22"/>
-          <w:szCs w:val="28"/>
-        </w:rPr>
-      </w:pPr>
-      <w:proofErr w:type="spellStart"/>
-      <w:r>
-        <w:rPr>
-          <w:rFonts w:ascii="Courier New" w:hAnsi="Courier New" w:cs="Courier New"/>
-          <w:sz w:val="22"/>
-          <w:szCs w:val="28"/>
-        </w:rPr>
-        <w:t>Please</w:t>
-      </w:r>
-      <w:proofErr w:type="spellEnd"/>
-      <w:r>
-        <w:rPr>
-          <w:rFonts w:ascii="Courier New" w:hAnsi="Courier New" w:cs="Courier New"/>
-          <w:sz w:val="22"/>
-          <w:szCs w:val="28"/>
-        </w:rPr>
-        <w:t xml:space="preserve"> </w:t>
-      </w:r>
-      <w:proofErr w:type="spellStart"/>
-      <w:r>
-        <w:rPr>
-          <w:rFonts w:ascii="Courier New" w:hAnsi="Courier New" w:cs="Courier New"/>
-          <w:sz w:val="22"/>
-          <w:szCs w:val="28"/>
-        </w:rPr>
-        <w:t>enter</w:t>
-      </w:r>
-      <w:proofErr w:type="spellEnd"/>
-      <w:r>
-        <w:rPr>
-          <w:rFonts w:ascii="Courier New" w:hAnsi="Courier New" w:cs="Courier New"/>
-          <w:sz w:val="22"/>
-          <w:szCs w:val="28"/>
-        </w:rPr>
-        <w:t xml:space="preserve"> </w:t>
-      </w:r>
-      <w:proofErr w:type="spellStart"/>
-      <w:r>
-        <w:rPr>
-          <w:rFonts w:ascii="Courier New" w:hAnsi="Courier New" w:cs="Courier New"/>
-          <w:sz w:val="22"/>
-          <w:szCs w:val="28"/>
-        </w:rPr>
-        <w:t>hours</w:t>
-      </w:r>
-      <w:proofErr w:type="spellEnd"/>
-      <w:r>
-        <w:rPr>
-          <w:rFonts w:ascii="Courier New" w:hAnsi="Courier New" w:cs="Courier New"/>
-          <w:sz w:val="22"/>
-          <w:szCs w:val="28"/>
-        </w:rPr>
-        <w:t>: 3,75</w:t>
-      </w:r>
-    </w:p>
-    <w:p>
-      <w:pPr>
-        <w:spacing w:after="0"/>
-        <w:jc w:val="both"/>
-        <w:rPr>
-          <w:rFonts w:ascii="Courier New" w:hAnsi="Courier New" w:cs="Courier New"/>
-          <w:sz w:val="22"/>
-          <w:szCs w:val="28"/>
-        </w:rPr>
-      </w:pPr>
-      <w:proofErr w:type="spellStart"/>
-      <w:r>
-        <w:rPr>
-          <w:rFonts w:ascii="Courier New" w:hAnsi="Courier New" w:cs="Courier New"/>
-          <w:sz w:val="22"/>
-          <w:szCs w:val="28"/>
-        </w:rPr>
-        <w:t>You</w:t>
-      </w:r>
-      <w:proofErr w:type="spellEnd"/>
-      <w:r>
-        <w:rPr>
-          <w:rFonts w:ascii="Courier New" w:hAnsi="Courier New" w:cs="Courier New"/>
-          <w:sz w:val="22"/>
-          <w:szCs w:val="28"/>
-        </w:rPr>
-        <w:t xml:space="preserve"> </w:t>
-      </w:r>
-      <w:proofErr w:type="spellStart"/>
-      <w:r>
-        <w:rPr>
-          <w:rFonts w:ascii="Courier New" w:hAnsi="Courier New" w:cs="Courier New"/>
-          <w:sz w:val="22"/>
-          <w:szCs w:val="28"/>
-        </w:rPr>
-        <w:t>have</w:t>
-      </w:r>
-      <w:proofErr w:type="spellEnd"/>
-      <w:r>
-        <w:rPr>
-          <w:rFonts w:ascii="Courier New" w:hAnsi="Courier New" w:cs="Courier New"/>
-          <w:sz w:val="22"/>
-          <w:szCs w:val="28"/>
-        </w:rPr>
-        <w:t xml:space="preserve"> </w:t>
-      </w:r>
-      <w:proofErr w:type="spellStart"/>
-      <w:r>
-        <w:rPr>
-          <w:rFonts w:ascii="Courier New" w:hAnsi="Courier New" w:cs="Courier New"/>
-          <w:sz w:val="22"/>
-          <w:szCs w:val="28"/>
-        </w:rPr>
-        <w:t>to</w:t>
-      </w:r>
-      <w:proofErr w:type="spellEnd"/>
-      <w:r>
-        <w:rPr>
-          <w:rFonts w:ascii="Courier New" w:hAnsi="Courier New" w:cs="Courier New"/>
-          <w:sz w:val="22"/>
-          <w:szCs w:val="28"/>
-        </w:rPr>
-        <w:t xml:space="preserve"> </w:t>
-      </w:r>
-      <w:proofErr w:type="spellStart"/>
-      <w:r>
-        <w:rPr>
-          <w:rFonts w:ascii="Courier New" w:hAnsi="Courier New" w:cs="Courier New"/>
-          <w:sz w:val="22"/>
-          <w:szCs w:val="28"/>
-        </w:rPr>
-        <w:t>pay</w:t>
-      </w:r>
-      <w:proofErr w:type="spellEnd"/>
-      <w:r>
-        <w:rPr>
-          <w:rFonts w:ascii="Courier New" w:hAnsi="Courier New" w:cs="Courier New"/>
-          <w:sz w:val="22"/>
-          <w:szCs w:val="28"/>
-        </w:rPr>
-        <w:t xml:space="preserve"> 4,00 Euro</w:t>
+        <w:t>You have to pay 4,00 Euro</w:t>
       </w:r>
     </w:p>
     <w:p>
@@ -1419,15 +1224,7 @@
     </w:p>
     <w:p>
       <w:r>
-        <w:t xml:space="preserve">Schreibe ein Programm, mit dem die Zahlenfolge ermittelt werden kann. Der Benutzer kann den Startwert (Datentyp </w:t>
-      </w:r>
-      <w:proofErr w:type="spellStart"/>
-      <w:r>
-        <w:t>int</w:t>
-      </w:r>
-      <w:proofErr w:type="spellEnd"/>
-      <w:r>
-        <w:t xml:space="preserve">) eingeben und es wird die Zahlenfolgen und die Anzahl der Iterationen ausgegeben. Die Ausgabe orientiert </w:t>
+        <w:t xml:space="preserve">Schreibe ein Programm, mit dem die Zahlenfolge ermittelt werden kann. Der Benutzer kann den Startwert (Datentyp int) eingeben und es wird die Zahlenfolgen und die Anzahl der Iterationen ausgegeben. Die Ausgabe orientiert </w:t>
       </w:r>
       <w:r>
         <w:t>sich</w:t>
@@ -1457,77 +1254,13 @@
           <w:szCs w:val="16"/>
         </w:rPr>
       </w:pPr>
-      <w:proofErr w:type="spellStart"/>
       <w:r>
         <w:rPr>
           <w:rFonts w:ascii="Courier New" w:hAnsi="Courier New" w:cs="Courier New"/>
           <w:sz w:val="16"/>
           <w:szCs w:val="16"/>
         </w:rPr>
-        <w:t>Please</w:t>
-      </w:r>
-      <w:proofErr w:type="spellEnd"/>
-      <w:r>
-        <w:rPr>
-          <w:rFonts w:ascii="Courier New" w:hAnsi="Courier New" w:cs="Courier New"/>
-          <w:sz w:val="16"/>
-          <w:szCs w:val="16"/>
-        </w:rPr>
-        <w:t xml:space="preserve"> </w:t>
-      </w:r>
-      <w:proofErr w:type="spellStart"/>
-      <w:r>
-        <w:rPr>
-          <w:rFonts w:ascii="Courier New" w:hAnsi="Courier New" w:cs="Courier New"/>
-          <w:sz w:val="16"/>
-          <w:szCs w:val="16"/>
-        </w:rPr>
-        <w:t>enter</w:t>
-      </w:r>
-      <w:proofErr w:type="spellEnd"/>
-      <w:r>
-        <w:rPr>
-          <w:rFonts w:ascii="Courier New" w:hAnsi="Courier New" w:cs="Courier New"/>
-          <w:sz w:val="16"/>
-          <w:szCs w:val="16"/>
-        </w:rPr>
-        <w:t xml:space="preserve"> </w:t>
-      </w:r>
-      <w:proofErr w:type="spellStart"/>
-      <w:r>
-        <w:rPr>
-          <w:rFonts w:ascii="Courier New" w:hAnsi="Courier New" w:cs="Courier New"/>
-          <w:sz w:val="16"/>
-          <w:szCs w:val="16"/>
-        </w:rPr>
-        <w:t>start</w:t>
-      </w:r>
-      <w:proofErr w:type="spellEnd"/>
-      <w:r>
-        <w:rPr>
-          <w:rFonts w:ascii="Courier New" w:hAnsi="Courier New" w:cs="Courier New"/>
-          <w:sz w:val="16"/>
-          <w:szCs w:val="16"/>
-        </w:rPr>
-        <w:t xml:space="preserve"> </w:t>
-      </w:r>
-      <w:proofErr w:type="spellStart"/>
-      <w:r>
-        <w:rPr>
-          <w:rFonts w:ascii="Courier New" w:hAnsi="Courier New" w:cs="Courier New"/>
-          <w:sz w:val="16"/>
-          <w:szCs w:val="16"/>
-        </w:rPr>
-        <w:t>value</w:t>
-      </w:r>
-      <w:proofErr w:type="spellEnd"/>
-      <w:r>
-        <w:rPr>
-          <w:rFonts w:ascii="Courier New" w:hAnsi="Courier New" w:cs="Courier New"/>
-          <w:sz w:val="16"/>
-          <w:szCs w:val="16"/>
-        </w:rPr>
-        <w:t>: 7</w:t>
+        <w:t>Please enter start value: 7</w:t>
       </w:r>
     </w:p>
     <w:p>

--- a/05_Schleifen/Leistungsfeststellungen/2021/LF1.docx
+++ b/05_Schleifen/Leistungsfeststellungen/2021/LF1.docx
@@ -2,6 +2,58 @@
 <file path=word/document.xml><?xml version="1.0" encoding="utf-8"?>
 <w:document xmlns:wpc="http://schemas.microsoft.com/office/word/2010/wordprocessingCanvas" xmlns:cx="http://schemas.microsoft.com/office/drawing/2014/chartex" xmlns:cx1="http://schemas.microsoft.com/office/drawing/2015/9/8/chartex" xmlns:cx2="http://schemas.microsoft.com/office/drawing/2015/10/21/chartex" xmlns:cx3="http://schemas.microsoft.com/office/drawing/2016/5/9/chartex" xmlns:cx4="http://schemas.microsoft.com/office/drawing/2016/5/10/chartex" xmlns:cx5="http://schemas.microsoft.com/office/drawing/2016/5/11/chartex" xmlns:cx6="http://schemas.microsoft.com/office/drawing/2016/5/12/chartex" xmlns:cx7="http://schemas.microsoft.com/office/drawing/2016/5/13/chartex" xmlns:cx8="http://schemas.microsoft.com/office/drawing/2016/5/14/chartex" xmlns:mc="http://schemas.openxmlformats.org/markup-compatibility/2006" xmlns:aink="http://schemas.microsoft.com/office/drawing/2016/ink" xmlns:am3d="http://schemas.microsoft.com/office/drawing/2017/model3d" xmlns:o="urn:schemas-microsoft-com:office:office" xmlns:r="http://schemas.openxmlformats.org/officeDocument/2006/relationships" xmlns:m="http://schemas.openxmlformats.org/officeDocument/2006/math" xmlns:v="urn:schemas-microsoft-com:vml" xmlns:wp14="http://schemas.microsoft.com/office/word/2010/wordprocessingDrawing" xmlns:wp="http://schemas.openxmlformats.org/drawingml/2006/wordprocessingDrawing" xmlns:w10="urn:schemas-microsoft-com:office:word" xmlns:w="http://schemas.openxmlformats.org/wordprocessingml/2006/main" xmlns:w14="http://schemas.microsoft.com/office/word/2010/wordml" xmlns:w15="http://schemas.microsoft.com/office/word/2012/wordml" xmlns:w16cex="http://schemas.microsoft.com/office/word/2018/wordml/cex" xmlns:w16cid="http://schemas.microsoft.com/office/word/2016/wordml/cid" xmlns:w16="http://schemas.microsoft.com/office/word/2018/wordml" xmlns:w16sdtdh="http://schemas.microsoft.com/office/word/2020/wordml/sdtdatahash" xmlns:w16se="http://schemas.microsoft.com/office/word/2015/wordml/symex" xmlns:wpg="http://schemas.microsoft.com/office/word/2010/wordprocessingGroup" xmlns:wpi="http://schemas.microsoft.com/office/word/2010/wordprocessingInk" xmlns:wne="http://schemas.microsoft.com/office/word/2006/wordml" xmlns:wps="http://schemas.microsoft.com/office/word/2010/wordprocessingShape" mc:Ignorable="w14 w15 w16se w16cid w16 w16cex w16sdtdh wp14">
   <w:body>
+    <w:p>
+      <w:pPr>
+        <w:pStyle w:val="berschrift1"/>
+      </w:pPr>
+      <w:r>
+        <w:t>Name:</w:t>
+      </w:r>
+      <w:r>
+        <w:tab/>
+      </w:r>
+      <w:r>
+        <w:tab/>
+      </w:r>
+      <w:r>
+        <w:tab/>
+      </w:r>
+      <w:r>
+        <w:tab/>
+      </w:r>
+      <w:r>
+        <w:tab/>
+      </w:r>
+      <w:r>
+        <w:tab/>
+        <w:t>Punkte</w:t>
+      </w:r>
+      <w:r>
+        <w:t>/Note</w:t>
+      </w:r>
+      <w:r>
+        <w:t xml:space="preserve">: </w:t>
+      </w:r>
+    </w:p>
+    <w:p/>
+    <w:p>
+      <w:r>
+        <w:t>_______________________________</w:t>
+      </w:r>
+      <w:r>
+        <w:t>_____</w:t>
+      </w:r>
+      <w:r>
+        <w:t>_</w:t>
+      </w:r>
+      <w:r>
+        <w:t xml:space="preserve">   </w:t>
+      </w:r>
+      <w:r>
+        <w:tab/>
+        <w:t xml:space="preserve">________________________________________      </w:t>
+      </w:r>
+    </w:p>
     <w:p>
       <w:pPr>
         <w:pStyle w:val="berschrift1"/>
@@ -33,28 +85,28 @@
           <w:rFonts w:ascii="Times New Roman" w:hAnsi="Times New Roman" w:cs="Times New Roman"/>
           <w:szCs w:val="24"/>
         </w:rPr>
-        <w:t>Kopieren Sie vom Angabelaufwerk das gesamte Verzeichnis „</w:t>
+        <w:t xml:space="preserve">Das Angabelaufwerk finden </w:t>
+      </w:r>
+      <w:r>
+        <w:rPr>
+          <w:rFonts w:ascii="Times New Roman" w:hAnsi="Times New Roman" w:cs="Times New Roman"/>
+          <w:szCs w:val="24"/>
+        </w:rPr>
+        <w:t>S</w:t>
+      </w:r>
+      <w:r>
+        <w:rPr>
+          <w:rFonts w:ascii="Times New Roman" w:hAnsi="Times New Roman" w:cs="Times New Roman"/>
+          <w:szCs w:val="24"/>
+        </w:rPr>
+        <w:t xml:space="preserve">ie hier: </w:t>
       </w:r>
       <w:r>
         <w:rPr>
           <w:rFonts w:ascii="Courier New" w:hAnsi="Courier New" w:cs="Courier New"/>
           <w:szCs w:val="24"/>
         </w:rPr>
-        <w:t>NachnameVorname</w:t>
-      </w:r>
-      <w:r>
-        <w:rPr>
-          <w:rFonts w:ascii="Courier New" w:hAnsi="Courier New" w:cs="Courier New"/>
-          <w:szCs w:val="24"/>
-        </w:rPr>
-        <w:t>“</w:t>
-      </w:r>
-      <w:r>
-        <w:rPr>
-          <w:rFonts w:ascii="Times New Roman" w:hAnsi="Times New Roman" w:cs="Times New Roman"/>
-          <w:szCs w:val="24"/>
-        </w:rPr>
-        <w:t xml:space="preserve"> auf ihr U: („home“) Laufwerk.</w:t>
+        <w:t>\\edufs\testSall</w:t>
       </w:r>
     </w:p>
     <w:p>
@@ -75,77 +127,7 @@
           <w:rFonts w:ascii="Times New Roman" w:hAnsi="Times New Roman" w:cs="Times New Roman"/>
           <w:szCs w:val="24"/>
         </w:rPr>
-        <w:t xml:space="preserve">Ändern Sie </w:t>
-      </w:r>
-      <w:r>
-        <w:rPr>
-          <w:rFonts w:ascii="Times New Roman" w:hAnsi="Times New Roman" w:cs="Times New Roman"/>
-          <w:szCs w:val="24"/>
-        </w:rPr>
-        <w:t xml:space="preserve">anschließend </w:t>
-      </w:r>
-      <w:r>
-        <w:rPr>
-          <w:rFonts w:ascii="Times New Roman" w:hAnsi="Times New Roman" w:cs="Times New Roman"/>
-          <w:szCs w:val="24"/>
-        </w:rPr>
-        <w:t>den Name</w:t>
-      </w:r>
-      <w:r>
-        <w:rPr>
-          <w:rFonts w:ascii="Times New Roman" w:hAnsi="Times New Roman" w:cs="Times New Roman"/>
-          <w:szCs w:val="24"/>
-        </w:rPr>
-        <w:t>n</w:t>
-      </w:r>
-      <w:r>
-        <w:rPr>
-          <w:rFonts w:ascii="Times New Roman" w:hAnsi="Times New Roman" w:cs="Times New Roman"/>
-          <w:szCs w:val="24"/>
-        </w:rPr>
-        <w:t xml:space="preserve"> des </w:t>
-      </w:r>
-      <w:r>
-        <w:rPr>
-          <w:rFonts w:ascii="Times New Roman" w:hAnsi="Times New Roman" w:cs="Times New Roman"/>
-          <w:szCs w:val="24"/>
-        </w:rPr>
-        <w:t xml:space="preserve">gerade kopierten </w:t>
-      </w:r>
-      <w:r>
-        <w:rPr>
-          <w:rFonts w:ascii="Times New Roman" w:hAnsi="Times New Roman" w:cs="Times New Roman"/>
-          <w:szCs w:val="24"/>
-        </w:rPr>
-        <w:t>Verzeichnisses auf Ihren Namen</w:t>
-      </w:r>
-      <w:r>
-        <w:rPr>
-          <w:rFonts w:ascii="Times New Roman" w:hAnsi="Times New Roman" w:cs="Times New Roman"/>
-          <w:szCs w:val="24"/>
-        </w:rPr>
-        <w:t xml:space="preserve"> (am U: Laufwerk)</w:t>
-      </w:r>
-      <w:r>
-        <w:rPr>
-          <w:rFonts w:ascii="Times New Roman" w:hAnsi="Times New Roman" w:cs="Times New Roman"/>
-          <w:szCs w:val="24"/>
-        </w:rPr>
-        <w:t>.</w:t>
-      </w:r>
-      <w:r>
-        <w:rPr>
-          <w:rFonts w:ascii="Times New Roman" w:hAnsi="Times New Roman" w:cs="Times New Roman"/>
-          <w:szCs w:val="24"/>
-        </w:rPr>
-        <w:t xml:space="preserve"> Beispiel:</w:t>
-      </w:r>
-      <w:r>
-        <w:rPr>
-          <w:rFonts w:ascii="Times New Roman" w:hAnsi="Times New Roman" w:cs="Times New Roman"/>
-          <w:szCs w:val="24"/>
-        </w:rPr>
-        <w:t xml:space="preserve"> </w:t>
+        <w:t>Kopieren Sie vom Angabelaufwerk das gesamte Verzeichnis „</w:t>
       </w:r>
       <w:r>
         <w:rPr>
@@ -159,35 +141,14 @@
           <w:rFonts w:ascii="Courier New" w:hAnsi="Courier New" w:cs="Courier New"/>
           <w:szCs w:val="24"/>
         </w:rPr>
-        <w:t xml:space="preserve"> </w:t>
-      </w:r>
-      <w:r>
-        <w:rPr>
-          <w:rFonts w:ascii="Times New Roman" w:hAnsi="Times New Roman" w:cs="Times New Roman"/>
-          <w:szCs w:val="24"/>
-        </w:rPr>
-        <w:t>wir</w:t>
-      </w:r>
-      <w:r>
-        <w:rPr>
-          <w:rFonts w:ascii="Times New Roman" w:hAnsi="Times New Roman" w:cs="Times New Roman"/>
-          <w:szCs w:val="24"/>
-        </w:rPr>
-        <w:t xml:space="preserve"> zu </w:t>
-      </w:r>
-      <w:r>
-        <w:rPr>
-          <w:rFonts w:ascii="Courier New" w:hAnsi="Courier New" w:cs="Courier New"/>
-          <w:szCs w:val="24"/>
-        </w:rPr>
-        <w:t>MustermannMax</w:t>
-      </w:r>
-      <w:r>
-        <w:rPr>
-          <w:rFonts w:ascii="Times New Roman" w:hAnsi="Times New Roman" w:cs="Times New Roman"/>
-          <w:szCs w:val="24"/>
-        </w:rPr>
-        <w:t xml:space="preserve"> (Nachname zuerst und ohne Leerzeichen)</w:t>
+        <w:t>“</w:t>
+      </w:r>
+      <w:r>
+        <w:rPr>
+          <w:rFonts w:ascii="Times New Roman" w:hAnsi="Times New Roman" w:cs="Times New Roman"/>
+          <w:szCs w:val="24"/>
+        </w:rPr>
+        <w:t xml:space="preserve"> auf ihr U: („home“) Laufwerk.</w:t>
       </w:r>
     </w:p>
     <w:p>
@@ -208,14 +169,147 @@
           <w:rFonts w:ascii="Times New Roman" w:hAnsi="Times New Roman" w:cs="Times New Roman"/>
           <w:szCs w:val="24"/>
         </w:rPr>
-        <w:t xml:space="preserve">In dem Verzeichnis finden sie Schablonen für </w:t>
-      </w:r>
-      <w:r>
-        <w:rPr>
-          <w:rFonts w:ascii="Times New Roman" w:hAnsi="Times New Roman" w:cs="Times New Roman"/>
-          <w:szCs w:val="24"/>
-        </w:rPr>
-        <w:t>die beiden Aufgaben.</w:t>
+        <w:t xml:space="preserve">Ändern Sie </w:t>
+      </w:r>
+      <w:r>
+        <w:rPr>
+          <w:rFonts w:ascii="Times New Roman" w:hAnsi="Times New Roman" w:cs="Times New Roman"/>
+          <w:szCs w:val="24"/>
+        </w:rPr>
+        <w:t xml:space="preserve">anschließend </w:t>
+      </w:r>
+      <w:r>
+        <w:rPr>
+          <w:rFonts w:ascii="Times New Roman" w:hAnsi="Times New Roman" w:cs="Times New Roman"/>
+          <w:szCs w:val="24"/>
+        </w:rPr>
+        <w:t>den Name</w:t>
+      </w:r>
+      <w:r>
+        <w:rPr>
+          <w:rFonts w:ascii="Times New Roman" w:hAnsi="Times New Roman" w:cs="Times New Roman"/>
+          <w:szCs w:val="24"/>
+        </w:rPr>
+        <w:t>n</w:t>
+      </w:r>
+      <w:r>
+        <w:rPr>
+          <w:rFonts w:ascii="Times New Roman" w:hAnsi="Times New Roman" w:cs="Times New Roman"/>
+          <w:szCs w:val="24"/>
+        </w:rPr>
+        <w:t xml:space="preserve"> des </w:t>
+      </w:r>
+      <w:r>
+        <w:rPr>
+          <w:rFonts w:ascii="Times New Roman" w:hAnsi="Times New Roman" w:cs="Times New Roman"/>
+          <w:szCs w:val="24"/>
+        </w:rPr>
+        <w:t xml:space="preserve">gerade kopierten </w:t>
+      </w:r>
+      <w:r>
+        <w:rPr>
+          <w:rFonts w:ascii="Times New Roman" w:hAnsi="Times New Roman" w:cs="Times New Roman"/>
+          <w:szCs w:val="24"/>
+        </w:rPr>
+        <w:t>Verzeichnisses</w:t>
+      </w:r>
+      <w:r>
+        <w:rPr>
+          <w:rFonts w:ascii="Times New Roman" w:hAnsi="Times New Roman" w:cs="Times New Roman"/>
+          <w:szCs w:val="24"/>
+        </w:rPr>
+        <w:t xml:space="preserve"> (am U: Laufwerk)</w:t>
+      </w:r>
+      <w:r>
+        <w:rPr>
+          <w:rFonts w:ascii="Times New Roman" w:hAnsi="Times New Roman" w:cs="Times New Roman"/>
+          <w:szCs w:val="24"/>
+        </w:rPr>
+        <w:t>.</w:t>
+      </w:r>
+      <w:r>
+        <w:rPr>
+          <w:rFonts w:ascii="Times New Roman" w:hAnsi="Times New Roman" w:cs="Times New Roman"/>
+          <w:szCs w:val="24"/>
+        </w:rPr>
+        <w:t xml:space="preserve"> </w:t>
+      </w:r>
+      <w:r>
+        <w:rPr>
+          <w:rFonts w:ascii="Times New Roman" w:hAnsi="Times New Roman" w:cs="Times New Roman"/>
+          <w:szCs w:val="24"/>
+        </w:rPr>
+        <w:br/>
+      </w:r>
+      <w:r>
+        <w:rPr>
+          <w:rFonts w:ascii="Times New Roman" w:hAnsi="Times New Roman" w:cs="Times New Roman"/>
+          <w:szCs w:val="24"/>
+        </w:rPr>
+        <w:t>Aus</w:t>
+      </w:r>
+      <w:r>
+        <w:rPr>
+          <w:rFonts w:ascii="Times New Roman" w:hAnsi="Times New Roman" w:cs="Times New Roman"/>
+          <w:szCs w:val="24"/>
+        </w:rPr>
+        <w:t xml:space="preserve"> </w:t>
+      </w:r>
+      <w:r>
+        <w:rPr>
+          <w:rFonts w:ascii="Courier New" w:hAnsi="Courier New" w:cs="Courier New"/>
+          <w:szCs w:val="24"/>
+        </w:rPr>
+        <w:t>NachnameVorname</w:t>
+      </w:r>
+      <w:r>
+        <w:rPr>
+          <w:rFonts w:ascii="Times New Roman" w:hAnsi="Times New Roman" w:cs="Times New Roman"/>
+          <w:szCs w:val="24"/>
+        </w:rPr>
+        <w:t xml:space="preserve"> w</w:t>
+      </w:r>
+      <w:r>
+        <w:rPr>
+          <w:rFonts w:ascii="Times New Roman" w:hAnsi="Times New Roman" w:cs="Times New Roman"/>
+          <w:szCs w:val="24"/>
+        </w:rPr>
+        <w:t>ird</w:t>
+      </w:r>
+      <w:r>
+        <w:rPr>
+          <w:rFonts w:ascii="Times New Roman" w:hAnsi="Times New Roman" w:cs="Times New Roman"/>
+          <w:szCs w:val="24"/>
+        </w:rPr>
+        <w:t xml:space="preserve"> </w:t>
+      </w:r>
+      <w:r>
+        <w:rPr>
+          <w:rFonts w:ascii="Courier New" w:hAnsi="Courier New" w:cs="Courier New"/>
+          <w:szCs w:val="24"/>
+        </w:rPr>
+        <w:t>MustermannMax</w:t>
+      </w:r>
+      <w:r>
+        <w:rPr>
+          <w:rFonts w:ascii="Times New Roman" w:hAnsi="Times New Roman" w:cs="Times New Roman"/>
+          <w:szCs w:val="24"/>
+        </w:rPr>
+        <w:t xml:space="preserve"> (</w:t>
+      </w:r>
+      <w:r>
+        <w:rPr>
+          <w:rFonts w:ascii="Times New Roman" w:hAnsi="Times New Roman" w:cs="Times New Roman"/>
+          <w:szCs w:val="24"/>
+        </w:rPr>
+        <w:t xml:space="preserve">Ihr Name, </w:t>
+      </w:r>
+      <w:r>
+        <w:rPr>
+          <w:rFonts w:ascii="Times New Roman" w:hAnsi="Times New Roman" w:cs="Times New Roman"/>
+          <w:szCs w:val="24"/>
+        </w:rPr>
+        <w:t>Nachname zuerst und ohne Leerzeichen)</w:t>
       </w:r>
     </w:p>
     <w:p>
@@ -236,29 +330,14 @@
           <w:rFonts w:ascii="Times New Roman" w:hAnsi="Times New Roman" w:cs="Times New Roman"/>
           <w:szCs w:val="24"/>
         </w:rPr>
-        <w:t xml:space="preserve">Vs2019 starten Sie, indem </w:t>
-      </w:r>
-      <w:r>
-        <w:rPr>
-          <w:rFonts w:ascii="Times New Roman" w:hAnsi="Times New Roman" w:cs="Times New Roman"/>
-          <w:szCs w:val="24"/>
-        </w:rPr>
-        <w:t>S</w:t>
-      </w:r>
-      <w:r>
-        <w:rPr>
-          <w:rFonts w:ascii="Times New Roman" w:hAnsi="Times New Roman" w:cs="Times New Roman"/>
-          <w:szCs w:val="24"/>
-        </w:rPr>
-        <w:t>ie auf die csproj Datei (in den Unterverzeichnissen) klicken.</w:t>
-      </w:r>
-    </w:p>
-    <w:p>
-      <w:pPr>
-        <w:pStyle w:val="berschrift1"/>
-      </w:pPr>
-      <w:r>
-        <w:t>Bewertungshinweise</w:t>
+        <w:t xml:space="preserve">In dem Verzeichnis finden sie Schablonen für </w:t>
+      </w:r>
+      <w:r>
+        <w:rPr>
+          <w:rFonts w:ascii="Times New Roman" w:hAnsi="Times New Roman" w:cs="Times New Roman"/>
+          <w:szCs w:val="24"/>
+        </w:rPr>
+        <w:t>die beiden Aufgaben.</w:t>
       </w:r>
     </w:p>
     <w:p>
@@ -279,7 +358,49 @@
           <w:rFonts w:ascii="Times New Roman" w:hAnsi="Times New Roman" w:cs="Times New Roman"/>
           <w:szCs w:val="24"/>
         </w:rPr>
-        <w:t>Bewertet werden nur Quelldateien, die in der oben beschriebenen Verzeichnisstruktur liegen.</w:t>
+        <w:t>V</w:t>
+      </w:r>
+      <w:r>
+        <w:rPr>
+          <w:rFonts w:ascii="Times New Roman" w:hAnsi="Times New Roman" w:cs="Times New Roman"/>
+          <w:szCs w:val="24"/>
+        </w:rPr>
+        <w:t>S</w:t>
+      </w:r>
+      <w:r>
+        <w:rPr>
+          <w:rFonts w:ascii="Times New Roman" w:hAnsi="Times New Roman" w:cs="Times New Roman"/>
+          <w:szCs w:val="24"/>
+        </w:rPr>
+        <w:t xml:space="preserve">2019 starten Sie, indem </w:t>
+      </w:r>
+      <w:r>
+        <w:rPr>
+          <w:rFonts w:ascii="Times New Roman" w:hAnsi="Times New Roman" w:cs="Times New Roman"/>
+          <w:szCs w:val="24"/>
+        </w:rPr>
+        <w:t>S</w:t>
+      </w:r>
+      <w:r>
+        <w:rPr>
+          <w:rFonts w:ascii="Times New Roman" w:hAnsi="Times New Roman" w:cs="Times New Roman"/>
+          <w:szCs w:val="24"/>
+        </w:rPr>
+        <w:t xml:space="preserve">ie auf die </w:t>
+      </w:r>
+      <w:r>
+        <w:rPr>
+          <w:rFonts w:ascii="Courier New" w:hAnsi="Courier New" w:cs="Courier New"/>
+          <w:szCs w:val="24"/>
+        </w:rPr>
+        <w:t>csproj</w:t>
+      </w:r>
+      <w:r>
+        <w:rPr>
+          <w:rFonts w:ascii="Times New Roman" w:hAnsi="Times New Roman" w:cs="Times New Roman"/>
+          <w:szCs w:val="24"/>
+        </w:rPr>
+        <w:t xml:space="preserve"> Datei (in den Unterverzeichnissen) klicken.</w:t>
       </w:r>
       <w:r>
         <w:rPr>
@@ -287,21 +408,56 @@
           <w:szCs w:val="24"/>
         </w:rPr>
         <w:br/>
-        <w:t>(Quelldateien am „Desktop“ oder im Ordner „Dokumente“ sind für die Bewertung nicht sichtbar</w:t>
-      </w:r>
-      <w:r>
-        <w:rPr>
-          <w:rFonts w:ascii="Times New Roman" w:hAnsi="Times New Roman" w:cs="Times New Roman"/>
-          <w:szCs w:val="24"/>
-        </w:rPr>
-        <w:t xml:space="preserve"> und werden daher nicht berücksichtigt</w:t>
-      </w:r>
-      <w:r>
-        <w:rPr>
-          <w:rFonts w:ascii="Times New Roman" w:hAnsi="Times New Roman" w:cs="Times New Roman"/>
-          <w:szCs w:val="24"/>
-        </w:rPr>
-        <w:t>).</w:t>
+        <w:t xml:space="preserve">Für </w:t>
+      </w:r>
+      <w:r>
+        <w:rPr>
+          <w:rFonts w:ascii="Times New Roman" w:hAnsi="Times New Roman" w:cs="Times New Roman"/>
+          <w:szCs w:val="24"/>
+        </w:rPr>
+        <w:t>jede</w:t>
+      </w:r>
+      <w:r>
+        <w:rPr>
+          <w:rFonts w:ascii="Times New Roman" w:hAnsi="Times New Roman" w:cs="Times New Roman"/>
+          <w:szCs w:val="24"/>
+        </w:rPr>
+        <w:t xml:space="preserve"> Aufgabe müssen sie V</w:t>
+      </w:r>
+      <w:r>
+        <w:rPr>
+          <w:rFonts w:ascii="Times New Roman" w:hAnsi="Times New Roman" w:cs="Times New Roman"/>
+          <w:szCs w:val="24"/>
+        </w:rPr>
+        <w:t>S</w:t>
+      </w:r>
+      <w:r>
+        <w:rPr>
+          <w:rFonts w:ascii="Times New Roman" w:hAnsi="Times New Roman" w:cs="Times New Roman"/>
+          <w:szCs w:val="24"/>
+        </w:rPr>
+        <w:t>2019 neu starten.</w:t>
+      </w:r>
+      <w:r>
+        <w:rPr>
+          <w:rFonts w:ascii="Times New Roman" w:hAnsi="Times New Roman" w:cs="Times New Roman"/>
+          <w:szCs w:val="24"/>
+        </w:rPr>
+        <w:t xml:space="preserve"> Die </w:t>
+      </w:r>
+      <w:r>
+        <w:rPr>
+          <w:rFonts w:ascii="Courier New" w:hAnsi="Courier New" w:cs="Courier New"/>
+          <w:szCs w:val="24"/>
+        </w:rPr>
+        <w:t>sln</w:t>
+      </w:r>
+      <w:r>
+        <w:rPr>
+          <w:rFonts w:ascii="Times New Roman" w:hAnsi="Times New Roman" w:cs="Times New Roman"/>
+          <w:szCs w:val="24"/>
+        </w:rPr>
+        <w:t xml:space="preserve"> Datei muss nicht gespeichert werden.</w:t>
       </w:r>
     </w:p>
     <w:p>
@@ -322,14 +478,14 @@
           <w:rFonts w:ascii="Times New Roman" w:hAnsi="Times New Roman" w:cs="Times New Roman"/>
           <w:szCs w:val="24"/>
         </w:rPr>
-        <w:t>Das Programm muss nicht nur funktionieren, es muss auch mit einem entsprechenden Stil geschrieben sein</w:t>
-      </w:r>
-      <w:r>
-        <w:rPr>
-          <w:rFonts w:ascii="Times New Roman" w:hAnsi="Times New Roman" w:cs="Times New Roman"/>
-          <w:szCs w:val="24"/>
-        </w:rPr>
-        <w:t xml:space="preserve"> (der Stil wird auch bewertet)</w:t>
+        <w:t>Bonusaufgaben sind NICHT verpflichtend</w:t>
+      </w:r>
+      <w:r>
+        <w:rPr>
+          <w:rFonts w:ascii="Times New Roman" w:hAnsi="Times New Roman" w:cs="Times New Roman"/>
+          <w:szCs w:val="24"/>
+        </w:rPr>
+        <w:t>, bringen aber Zusatzpunkte</w:t>
       </w:r>
       <w:r>
         <w:rPr>
@@ -338,27 +494,16 @@
         </w:rPr>
         <w:t>.</w:t>
       </w:r>
-      <w:r>
-        <w:rPr>
-          <w:rFonts w:ascii="Times New Roman" w:hAnsi="Times New Roman" w:cs="Times New Roman"/>
-          <w:szCs w:val="24"/>
-        </w:rPr>
+    </w:p>
+    <w:p>
+      <w:pPr>
+        <w:pStyle w:val="berschrift1"/>
+      </w:pPr>
+      <w:r>
+        <w:t>Bewertungshinweise</w:t>
+      </w:r>
+      <w:r>
         <w:br/>
-        <w:t xml:space="preserve">Achten </w:t>
-      </w:r>
-      <w:r>
-        <w:rPr>
-          <w:rFonts w:ascii="Times New Roman" w:hAnsi="Times New Roman" w:cs="Times New Roman"/>
-          <w:szCs w:val="24"/>
-        </w:rPr>
-        <w:t>S</w:t>
-      </w:r>
-      <w:r>
-        <w:rPr>
-          <w:rFonts w:ascii="Times New Roman" w:hAnsi="Times New Roman" w:cs="Times New Roman"/>
-          <w:szCs w:val="24"/>
-        </w:rPr>
-        <w:t>ie auf Variablenbezeichnungen, Einrückungen, Leerzeilen, Lesbarkeit der Lösung, …</w:t>
       </w:r>
     </w:p>
     <w:p>
@@ -379,7 +524,49 @@
           <w:rFonts w:ascii="Times New Roman" w:hAnsi="Times New Roman" w:cs="Times New Roman"/>
           <w:szCs w:val="24"/>
         </w:rPr>
-        <w:t>Der C# Compiler hilft Fehler zu finden. Quelldateien müssen für eine positive Bewertung fehlerfrei übersetzt werden können.</w:t>
+        <w:t>Bewertet werden nur Quelldateien, die in der oben beschriebenen Verzeichnisstruktur</w:t>
+      </w:r>
+      <w:r>
+        <w:rPr>
+          <w:rFonts w:ascii="Times New Roman" w:hAnsi="Times New Roman" w:cs="Times New Roman"/>
+          <w:szCs w:val="24"/>
+        </w:rPr>
+        <w:t xml:space="preserve"> (auf U:)</w:t>
+      </w:r>
+      <w:r>
+        <w:rPr>
+          <w:rFonts w:ascii="Times New Roman" w:hAnsi="Times New Roman" w:cs="Times New Roman"/>
+          <w:szCs w:val="24"/>
+        </w:rPr>
+        <w:t xml:space="preserve"> liegen.</w:t>
+      </w:r>
+      <w:r>
+        <w:rPr>
+          <w:rFonts w:ascii="Times New Roman" w:hAnsi="Times New Roman" w:cs="Times New Roman"/>
+          <w:szCs w:val="24"/>
+        </w:rPr>
+        <w:t xml:space="preserve"> </w:t>
+      </w:r>
+      <w:r>
+        <w:rPr>
+          <w:rFonts w:ascii="Times New Roman" w:hAnsi="Times New Roman" w:cs="Times New Roman"/>
+          <w:szCs w:val="24"/>
+        </w:rPr>
+        <w:t>Quelldateien am „Desktop“ oder im Ordner „Dokumente“ sind für die Bewertung nicht sichtbar</w:t>
+      </w:r>
+      <w:r>
+        <w:rPr>
+          <w:rFonts w:ascii="Times New Roman" w:hAnsi="Times New Roman" w:cs="Times New Roman"/>
+          <w:szCs w:val="24"/>
+        </w:rPr>
+        <w:t xml:space="preserve"> und werden daher nicht berücksichtigt</w:t>
+      </w:r>
+      <w:r>
+        <w:rPr>
+          <w:rFonts w:ascii="Times New Roman" w:hAnsi="Times New Roman" w:cs="Times New Roman"/>
+          <w:szCs w:val="24"/>
+        </w:rPr>
+        <w:t>.</w:t>
       </w:r>
     </w:p>
     <w:p>
@@ -400,6 +587,84 @@
           <w:rFonts w:ascii="Times New Roman" w:hAnsi="Times New Roman" w:cs="Times New Roman"/>
           <w:szCs w:val="24"/>
         </w:rPr>
+        <w:t>Das Programm muss nicht nur funktionieren, es muss auch mit einem entsprechenden Stil geschrieben sein</w:t>
+      </w:r>
+      <w:r>
+        <w:rPr>
+          <w:rFonts w:ascii="Times New Roman" w:hAnsi="Times New Roman" w:cs="Times New Roman"/>
+          <w:szCs w:val="24"/>
+        </w:rPr>
+        <w:t xml:space="preserve"> (der Stil wird auch bewertet)</w:t>
+      </w:r>
+      <w:r>
+        <w:rPr>
+          <w:rFonts w:ascii="Times New Roman" w:hAnsi="Times New Roman" w:cs="Times New Roman"/>
+          <w:szCs w:val="24"/>
+        </w:rPr>
+        <w:t>.</w:t>
+      </w:r>
+      <w:r>
+        <w:rPr>
+          <w:rFonts w:ascii="Times New Roman" w:hAnsi="Times New Roman" w:cs="Times New Roman"/>
+          <w:szCs w:val="24"/>
+        </w:rPr>
+        <w:br/>
+        <w:t xml:space="preserve">Achten </w:t>
+      </w:r>
+      <w:r>
+        <w:rPr>
+          <w:rFonts w:ascii="Times New Roman" w:hAnsi="Times New Roman" w:cs="Times New Roman"/>
+          <w:szCs w:val="24"/>
+        </w:rPr>
+        <w:t>S</w:t>
+      </w:r>
+      <w:r>
+        <w:rPr>
+          <w:rFonts w:ascii="Times New Roman" w:hAnsi="Times New Roman" w:cs="Times New Roman"/>
+          <w:szCs w:val="24"/>
+        </w:rPr>
+        <w:t>ie auf Variablenbezeichnungen, Einrückungen, Leerzeilen, Lesbarkeit der Lösung, …</w:t>
+      </w:r>
+    </w:p>
+    <w:p>
+      <w:pPr>
+        <w:pStyle w:val="Listenabsatz"/>
+        <w:keepNext/>
+        <w:numPr>
+          <w:ilvl w:val="0"/>
+          <w:numId w:val="15"/>
+        </w:numPr>
+        <w:rPr>
+          <w:rFonts w:ascii="Times New Roman" w:hAnsi="Times New Roman" w:cs="Times New Roman"/>
+          <w:szCs w:val="24"/>
+        </w:rPr>
+      </w:pPr>
+      <w:r>
+        <w:rPr>
+          <w:rFonts w:ascii="Times New Roman" w:hAnsi="Times New Roman" w:cs="Times New Roman"/>
+          <w:szCs w:val="24"/>
+        </w:rPr>
+        <w:t>Der C# Compiler hilft Fehler zu finden. Quelldateien müssen für eine positive Bewertung fehlerfrei übersetzt werden können.</w:t>
+      </w:r>
+    </w:p>
+    <w:p>
+      <w:pPr>
+        <w:pStyle w:val="Listenabsatz"/>
+        <w:keepNext/>
+        <w:numPr>
+          <w:ilvl w:val="0"/>
+          <w:numId w:val="15"/>
+        </w:numPr>
+        <w:rPr>
+          <w:rFonts w:ascii="Times New Roman" w:hAnsi="Times New Roman" w:cs="Times New Roman"/>
+          <w:szCs w:val="24"/>
+        </w:rPr>
+      </w:pPr>
+      <w:r>
+        <w:rPr>
+          <w:rFonts w:ascii="Times New Roman" w:hAnsi="Times New Roman" w:cs="Times New Roman"/>
+          <w:szCs w:val="24"/>
+        </w:rPr>
         <w:t xml:space="preserve">Falsche Einrückungen werden wie C# Compilerfehler </w:t>
       </w:r>
       <w:r>
@@ -561,6 +826,13 @@
           <w:szCs w:val="28"/>
         </w:rPr>
         <w:t>Die Parkzeit wird auf die nächste volle Stunde aufgerundet (</w:t>
+      </w:r>
+      <w:r>
+        <w:rPr>
+          <w:sz w:val="22"/>
+          <w:szCs w:val="28"/>
+        </w:rPr>
+        <w:t xml:space="preserve">verwende </w:t>
       </w:r>
       <w:r>
         <w:rPr>
